--- a/assets/docs/loi-day/LỜI_DẠY_1.docx
+++ b/assets/docs/loi-day/LỜI_DẠY_1.docx
@@ -1,57 +1,60 @@
 
-<file path=word/document.xml><?xml version="1.0" encoding="utf-8"?>
+<file path=docProps\app.xml><?xml version="1.0" encoding="utf-8"?>
+<Properties xmlns="http://schemas.openxmlformats.org/officeDocument/2006/extended-properties" xmlns:vt="http://schemas.openxmlformats.org/officeDocument/2006/docPropsVTypes">
+  <Template>Normal</Template>
+  <TotalTime>0</TotalTime>
+  <Pages>1</Pages>
+  <Words>27</Words>
+  <Characters>154</Characters>
+  <Application>Microsoft Office Word</Application>
+  <DocSecurity>0</DocSecurity>
+  <Lines>1</Lines>
+  <Paragraphs>1</Paragraphs>
+  <ScaleCrop>false</ScaleCrop>
+  <Company/>
+  <LinksUpToDate>false</LinksUpToDate>
+  <CharactersWithSpaces>180</CharactersWithSpaces>
+  <SharedDoc>false</SharedDoc>
+  <HyperlinksChanged>false</HyperlinksChanged>
+  <AppVersion>16.0000</AppVersion>
+</Properties>
+</file>
+
+<file path=docProps\core.xml><?xml version="1.0" encoding="utf-8"?>
+<cp:coreProperties xmlns:cp="http://schemas.openxmlformats.org/package/2006/metadata/core-properties" xmlns:dc="http://purl.org/dc/elements/1.1/" xmlns:dcterms="http://purl.org/dc/terms/" xmlns:dcmitype="http://purl.org/dc/dcmitype/" xmlns:xsi="http://www.w3.org/2001/XMLSchema-instance">
+  <dc:title/>
+  <dc:subject/>
+  <dc:creator>NGUYỄN THỊ DIỆP CHI - 231A070370</dc:creator>
+  <cp:keywords/>
+  <dc:description/>
+  <cp:lastModifiedBy>NGUYỄN THỊ DIỆP CHI - 231A070370</cp:lastModifiedBy>
+  <cp:revision>1</cp:revision>
+  <dcterms:created xsi:type="dcterms:W3CDTF">2026-07-13T07:02:00Z</dcterms:created>
+  <dcterms:modified xsi:type="dcterms:W3CDTF">2026-07-13T07:02:00Z</dcterms:modified>
+</cp:coreProperties>
+</file>
+
+<file path=docProps\custom.xml><?xml version="1.0" encoding="utf-8"?>
+<Properties xmlns="http://schemas.openxmlformats.org/officeDocument/2006/custom-properties" xmlns:vt="http://schemas.openxmlformats.org/officeDocument/2006/docPropsVTypes">
+  <property fmtid="{D5CDD505-2E9C-101B-9397-08002B2CF9AE}" pid="2" name="GrammarlyDocumentId">
+    <vt:lpwstr>d9fe7a52-1181-4ba9-87d9-091ed986eb79</vt:lpwstr>
+  </property>
+</Properties>
+</file>
+
+<file path=word\document.xml><?xml version="1.0" encoding="utf-8"?>
 <w:document xmlns:wpc="http://schemas.microsoft.com/office/word/2010/wordprocessingCanvas" xmlns:cx="http://schemas.microsoft.com/office/drawing/2014/chartex" xmlns:cx1="http://schemas.microsoft.com/office/drawing/2015/9/8/chartex" xmlns:cx2="http://schemas.microsoft.com/office/drawing/2015/10/21/chartex" xmlns:cx3="http://schemas.microsoft.com/office/drawing/2016/5/9/chartex" xmlns:cx4="http://schemas.microsoft.com/office/drawing/2016/5/10/chartex" xmlns:cx5="http://schemas.microsoft.com/office/drawing/2016/5/11/chartex" xmlns:cx6="http://schemas.microsoft.com/office/drawing/2016/5/12/chartex" xmlns:cx7="http://schemas.microsoft.com/office/drawing/2016/5/13/chartex" xmlns:cx8="http://schemas.microsoft.com/office/drawing/2016/5/14/chartex" xmlns:mc="http://schemas.openxmlformats.org/markup-compatibility/2006" xmlns:aink="http://schemas.microsoft.com/office/drawing/2016/ink" xmlns:am3d="http://schemas.microsoft.com/office/drawing/2017/model3d" xmlns:o="urn:schemas-microsoft-com:office:office" xmlns:oel="http://schemas.microsoft.com/office/2019/extlst" xmlns:r="http://schemas.openxmlformats.org/officeDocument/2006/relationships" xmlns:m="http://schemas.openxmlformats.org/officeDocument/2006/math" xmlns:v="urn:schemas-microsoft-com:vml" xmlns:wp14="http://schemas.microsoft.com/office/word/2010/wordprocessingDrawing" xmlns:wp="http://schemas.openxmlformats.org/drawingml/2006/wordprocessingDrawing" xmlns:w10="urn:schemas-microsoft-com:office:word" xmlns:w="http://schemas.openxmlformats.org/wordprocessingml/2006/main" xmlns:w14="http://schemas.microsoft.com/office/word/2010/wordml" xmlns:w15="http://schemas.microsoft.com/office/word/2012/wordml" xmlns:w16cex="http://schemas.microsoft.com/office/word/2018/wordml/cex" xmlns:w16cid="http://schemas.microsoft.com/office/word/2016/wordml/cid" xmlns:w16="http://schemas.microsoft.com/office/word/2018/wordml" xmlns:w16du="http://schemas.microsoft.com/office/word/2023/wordml/word16du" xmlns:w16sdtdh="http://schemas.microsoft.com/office/word/2020/wordml/sdtdatahash" xmlns:w16sdtfl="http://schemas.microsoft.com/office/word/2024/wordml/sdtformatlock" xmlns:w16se="http://schemas.microsoft.com/office/word/2015/wordml/symex" xmlns:wpg="http://schemas.microsoft.com/office/word/2010/wordprocessingGroup" xmlns:wpi="http://schemas.microsoft.com/office/word/2010/wordprocessingInk" xmlns:wne="http://schemas.microsoft.com/office/word/2006/wordml" xmlns:wps="http://schemas.microsoft.com/office/word/2010/wordprocessingShape" mc:Ignorable="w14 w15 w16se w16cid w16 w16cex w16sdtdh w16sdtfl w16du wp14">
   <w:body>
     <w:p>
-      <w:pPr>
-        <w:spacing w:after="0" w:line="360" w:lineRule="auto"/>
-        <w:jc w:val="both"/>
-        <w:rPr>
-          <w:rFonts w:ascii="Times New Roman" w:hAnsi="Times New Roman" w:cs="Times New Roman"/>
-          <w:b/>
-          <w:bCs/>
-          <w:sz w:val="26"/>
-          <w:szCs w:val="26"/>
-          <w:lang w:val="vi-VN"/>
-        </w:rPr>
-      </w:pPr>
       <w:r>
-        <w:rPr>
-          <w:rFonts w:ascii="Times New Roman" w:hAnsi="Times New Roman" w:cs="Times New Roman"/>
-          <w:b/>
-          <w:bCs/>
-          <w:sz w:val="26"/>
-          <w:szCs w:val="26"/>
-          <w:lang w:val="vi-VN"/>
-        </w:rPr>
         <w:t>“Muốn hướng dẫn nhân dân, mình phải làm mực thước cho người ta bắt chước.”</w:t>
       </w:r>
     </w:p>
     <w:p>
-      <w:pPr>
-        <w:spacing w:after="0" w:line="360" w:lineRule="auto"/>
-        <w:jc w:val="both"/>
-        <w:rPr>
-          <w:rFonts w:ascii="Times New Roman" w:hAnsi="Times New Roman" w:cs="Times New Roman"/>
-          <w:b/>
-          <w:bCs/>
-          <w:sz w:val="40"/>
-          <w:szCs w:val="40"/>
-          <w:lang w:val="vi-VN"/>
-        </w:rPr>
-      </w:pPr>
       <w:r>
-        <w:rPr>
-          <w:rFonts w:ascii="Times New Roman" w:hAnsi="Times New Roman" w:cs="Times New Roman"/>
-          <w:i/>
-          <w:iCs/>
-          <w:sz w:val="26"/>
-          <w:szCs w:val="26"/>
-        </w:rPr>
-        <w:t xml:space="preserve"> (Trích tác phẩm Đường Kách mệnh, năm 1927, trong Hồ Chí Minh Toàn tập, NXB Chính trị quốc gia Sự thật.)</w:t>
+        <w:t>(Trích tác phẩm Đường Kách mệnh, năm 1927, trong Hồ Chí Minh Toàn tập, NXB Chính trị quốc gia Sự thật.)</w:t>
       </w:r>
     </w:p>
-    <w:p/>
     <w:sectPr>
       <w:pgSz w:w="12240" w:h="15840"/>
       <w:pgMar w:top="1440" w:right="1440" w:bottom="1440" w:left="1440" w:header="720" w:footer="720" w:gutter="0"/>
@@ -62,7 +65,79 @@
 </w:document>
 </file>
 
-<file path=word/styles.xml><?xml version="1.0" encoding="utf-8"?>
+<file path=word\fontTable.xml><?xml version="1.0" encoding="utf-8"?>
+<w:fonts xmlns:mc="http://schemas.openxmlformats.org/markup-compatibility/2006" xmlns:r="http://schemas.openxmlformats.org/officeDocument/2006/relationships" xmlns:w="http://schemas.openxmlformats.org/wordprocessingml/2006/main" xmlns:w14="http://schemas.microsoft.com/office/word/2010/wordml" xmlns:w15="http://schemas.microsoft.com/office/word/2012/wordml" xmlns:w16cex="http://schemas.microsoft.com/office/word/2018/wordml/cex" xmlns:w16cid="http://schemas.microsoft.com/office/word/2016/wordml/cid" xmlns:w16="http://schemas.microsoft.com/office/word/2018/wordml" xmlns:w16du="http://schemas.microsoft.com/office/word/2023/wordml/word16du" xmlns:w16sdtdh="http://schemas.microsoft.com/office/word/2020/wordml/sdtdatahash" xmlns:w16sdtfl="http://schemas.microsoft.com/office/word/2024/wordml/sdtformatlock" xmlns:w16se="http://schemas.microsoft.com/office/word/2015/wordml/symex" mc:Ignorable="w14 w15 w16se w16cid w16 w16cex w16sdtdh w16sdtfl w16du">
+  <w:font w:name="Aptos">
+    <w:charset w:val="00"/>
+    <w:family w:val="swiss"/>
+    <w:pitch w:val="variable"/>
+    <w:sig w:usb0="20000287" w:usb1="00000003" w:usb2="00000000" w:usb3="00000000" w:csb0="0000019F" w:csb1="00000000"/>
+  </w:font>
+  <w:font w:name="Times New Roman">
+    <w:panose1 w:val="02020603050405020304"/>
+    <w:charset w:val="00"/>
+    <w:family w:val="roman"/>
+    <w:pitch w:val="variable"/>
+    <w:sig w:usb0="E0002EFF" w:usb1="C000785B" w:usb2="00000009" w:usb3="00000000" w:csb0="000001FF" w:csb1="00000000"/>
+  </w:font>
+  <w:font w:name="Aptos Display">
+    <w:charset w:val="00"/>
+    <w:family w:val="swiss"/>
+    <w:pitch w:val="variable"/>
+    <w:sig w:usb0="20000287" w:usb1="00000003" w:usb2="00000000" w:usb3="00000000" w:csb0="0000019F" w:csb1="00000000"/>
+  </w:font>
+</w:fonts>
+</file>
+
+<file path=word\settings.xml><?xml version="1.0" encoding="utf-8"?>
+<w:settings xmlns:mc="http://schemas.openxmlformats.org/markup-compatibility/2006" xmlns:o="urn:schemas-microsoft-com:office:office" xmlns:r="http://schemas.openxmlformats.org/officeDocument/2006/relationships" xmlns:m="http://schemas.openxmlformats.org/officeDocument/2006/math" xmlns:v="urn:schemas-microsoft-com:vml" xmlns:w10="urn:schemas-microsoft-com:office:word" xmlns:w="http://schemas.openxmlformats.org/wordprocessingml/2006/main" xmlns:w14="http://schemas.microsoft.com/office/word/2010/wordml" xmlns:w15="http://schemas.microsoft.com/office/word/2012/wordml" xmlns:w16cex="http://schemas.microsoft.com/office/word/2018/wordml/cex" xmlns:w16cid="http://schemas.microsoft.com/office/word/2016/wordml/cid" xmlns:w16="http://schemas.microsoft.com/office/word/2018/wordml" xmlns:w16du="http://schemas.microsoft.com/office/word/2023/wordml/word16du" xmlns:w16sdtdh="http://schemas.microsoft.com/office/word/2020/wordml/sdtdatahash" xmlns:w16sdtfl="http://schemas.microsoft.com/office/word/2024/wordml/sdtformatlock" xmlns:w16se="http://schemas.microsoft.com/office/word/2015/wordml/symex" xmlns:sl="http://schemas.openxmlformats.org/schemaLibrary/2006/main" mc:Ignorable="w14 w15 w16se w16cid w16 w16cex w16sdtdh w16sdtfl w16du">
+  <w:zoom w:percent="110"/>
+  <w:proofState w:grammar="clean"/>
+  <w:defaultTabStop w:val="720"/>
+  <w:characterSpacingControl w:val="doNotCompress"/>
+  <w:compat>
+    <w:compatSetting w:name="compatibilityMode" w:uri="http://schemas.microsoft.com/office/word" w:val="15"/>
+    <w:compatSetting w:name="overrideTableStyleFontSizeAndJustification" w:uri="http://schemas.microsoft.com/office/word" w:val="1"/>
+    <w:compatSetting w:name="enableOpenTypeFeatures" w:uri="http://schemas.microsoft.com/office/word" w:val="1"/>
+    <w:compatSetting w:name="doNotFlipMirrorIndents" w:uri="http://schemas.microsoft.com/office/word" w:val="1"/>
+    <w:compatSetting w:name="differentiateMultirowTableHeaders" w:uri="http://schemas.microsoft.com/office/word" w:val="1"/>
+    <w:compatSetting w:name="useWord2013TrackBottomHyphenation" w:uri="http://schemas.microsoft.com/office/word" w:val="0"/>
+  </w:compat>
+  <w:rsids>
+    <w:rsidRoot w:val="003A6BFA"/>
+    <w:rsid w:val="003A6BFA"/>
+    <w:rsid w:val="00C21BF0"/>
+  </w:rsids>
+  <m:mathPr>
+    <m:mathFont m:val="Cambria Math"/>
+    <m:brkBin m:val="before"/>
+    <m:brkBinSub m:val="--"/>
+    <m:smallFrac m:val="0"/>
+    <m:dispDef/>
+    <m:lMargin m:val="0"/>
+    <m:rMargin m:val="0"/>
+    <m:defJc m:val="centerGroup"/>
+    <m:wrapIndent m:val="1440"/>
+    <m:intLim m:val="subSup"/>
+    <m:naryLim m:val="undOvr"/>
+  </m:mathPr>
+  <w:themeFontLang w:val="en-US"/>
+  <w:clrSchemeMapping w:bg1="light1" w:t1="dark1" w:bg2="light2" w:t2="dark2" w:accent1="accent1" w:accent2="accent2" w:accent3="accent3" w:accent4="accent4" w:accent5="accent5" w:accent6="accent6" w:hyperlink="hyperlink" w:followedHyperlink="followedHyperlink"/>
+  <w:shapeDefaults>
+    <o:shapedefaults v:ext="edit" spidmax="1026"/>
+    <o:shapelayout v:ext="edit">
+      <o:idmap v:ext="edit" data="1"/>
+    </o:shapelayout>
+  </w:shapeDefaults>
+  <w:decimalSymbol w:val="."/>
+  <w:listSeparator w:val=","/>
+  <w14:docId w14:val="17906D56"/>
+  <w15:chartTrackingRefBased/>
+  <w15:docId w15:val="{C69C8DAD-EA46-4505-9417-7AA8F00F2868}"/>
+</w:settings>
+</file>
+
+<file path=word\styles.xml><?xml version="1.0" encoding="utf-8"?>
 <w:styles xmlns:mc="http://schemas.openxmlformats.org/markup-compatibility/2006" xmlns:r="http://schemas.openxmlformats.org/officeDocument/2006/relationships" xmlns:w="http://schemas.openxmlformats.org/wordprocessingml/2006/main" xmlns:w14="http://schemas.microsoft.com/office/word/2010/wordml" xmlns:w15="http://schemas.microsoft.com/office/word/2012/wordml" xmlns:w16cex="http://schemas.microsoft.com/office/word/2018/wordml/cex" xmlns:w16cid="http://schemas.microsoft.com/office/word/2016/wordml/cid" xmlns:w16="http://schemas.microsoft.com/office/word/2018/wordml" xmlns:w16du="http://schemas.microsoft.com/office/word/2023/wordml/word16du" xmlns:w16sdtdh="http://schemas.microsoft.com/office/word/2020/wordml/sdtdatahash" xmlns:w16sdtfl="http://schemas.microsoft.com/office/word/2024/wordml/sdtformatlock" xmlns:w16se="http://schemas.microsoft.com/office/word/2015/wordml/symex" mc:Ignorable="w14 w15 w16se w16cid w16 w16cex w16sdtdh w16sdtfl w16du">
   <w:docDefaults>
     <w:rPrDefault>
@@ -983,7 +1058,7 @@
 </w:styles>
 </file>
 
-<file path=word/theme/theme1.xml><?xml version="1.0" encoding="utf-8"?>
+<file path=word\theme\theme1.xml><?xml version="1.0" encoding="utf-8"?>
 <a:theme xmlns:a="http://schemas.openxmlformats.org/drawingml/2006/main" name="Office Theme">
   <a:themeElements>
     <a:clrScheme name="Office">
@@ -1296,4 +1371,11 @@
     </a:ext>
   </a:extLst>
 </a:theme>
+</file>
+
+<file path=word\webSettings.xml><?xml version="1.0" encoding="utf-8"?>
+<w:webSettings xmlns:mc="http://schemas.openxmlformats.org/markup-compatibility/2006" xmlns:r="http://schemas.openxmlformats.org/officeDocument/2006/relationships" xmlns:w="http://schemas.openxmlformats.org/wordprocessingml/2006/main" xmlns:w14="http://schemas.microsoft.com/office/word/2010/wordml" xmlns:w15="http://schemas.microsoft.com/office/word/2012/wordml" xmlns:w16cex="http://schemas.microsoft.com/office/word/2018/wordml/cex" xmlns:w16cid="http://schemas.microsoft.com/office/word/2016/wordml/cid" xmlns:w16="http://schemas.microsoft.com/office/word/2018/wordml" xmlns:w16du="http://schemas.microsoft.com/office/word/2023/wordml/word16du" xmlns:w16sdtdh="http://schemas.microsoft.com/office/word/2020/wordml/sdtdatahash" xmlns:w16sdtfl="http://schemas.microsoft.com/office/word/2024/wordml/sdtformatlock" xmlns:w16se="http://schemas.microsoft.com/office/word/2015/wordml/symex" mc:Ignorable="w14 w15 w16se w16cid w16 w16cex w16sdtdh w16sdtfl w16du">
+  <w:optimizeForBrowser/>
+  <w:allowPNG/>
+</w:webSettings>
 </file>